--- a/开题报告/于琪-查新(开题会议后按建议改名以避免歧义)DOCX.docx
+++ b/开题报告/于琪-查新(开题会议后按建议改名以避免歧义)DOCX.docx
@@ -125,27 +125,7 @@
                 <w:bCs/>
                 <w:sz w:val="24"/>
               </w:rPr>
-              <w:t>工业互联网环境下异构柔性作业车间无冲突调度的协同优化及</w:t>
-            </w:r>
-            <w:proofErr w:type="gramStart"/>
-            <w:r>
-              <w:rPr>
-                <w:rFonts w:hint="eastAsia"/>
-                <w:b/>
-                <w:bCs/>
-                <w:sz w:val="24"/>
-              </w:rPr>
-              <w:t>抗扰性</w:t>
-            </w:r>
-            <w:proofErr w:type="gramEnd"/>
-            <w:r>
-              <w:rPr>
-                <w:rFonts w:hint="eastAsia"/>
-                <w:b/>
-                <w:bCs/>
-                <w:sz w:val="24"/>
-              </w:rPr>
-              <w:t>研究</w:t>
+              <w:t>工业互联网中考虑无冲突运输的柔性作业车间调度及安全韧性研究</w:t>
             </w:r>
           </w:p>
         </w:tc>
@@ -394,71 +374,7 @@
                 <w:rFonts w:hint="eastAsia"/>
                 <w:sz w:val="24"/>
               </w:rPr>
-              <w:t>本课题聚焦工业互联网环境下异构柔性作业车间无冲突调度的协同优化及</w:t>
-            </w:r>
-            <w:proofErr w:type="gramStart"/>
-            <w:r>
-              <w:rPr>
-                <w:rFonts w:hint="eastAsia"/>
-                <w:sz w:val="24"/>
-              </w:rPr>
-              <w:t>抗扰性</w:t>
-            </w:r>
-            <w:proofErr w:type="gramEnd"/>
-            <w:r>
-              <w:rPr>
-                <w:rFonts w:hint="eastAsia"/>
-                <w:sz w:val="24"/>
-              </w:rPr>
-              <w:t>研究。对象是同一车间、同一走廊预约表、同一条命令</w:t>
-            </w:r>
-            <w:proofErr w:type="gramStart"/>
-            <w:r>
-              <w:rPr>
-                <w:rFonts w:hint="eastAsia"/>
-                <w:sz w:val="24"/>
-              </w:rPr>
-              <w:t>—状态</w:t>
-            </w:r>
-            <w:proofErr w:type="gramEnd"/>
-            <w:r>
-              <w:rPr>
-                <w:rFonts w:hint="eastAsia"/>
-                <w:sz w:val="24"/>
-              </w:rPr>
-              <w:t>回环：先做出可执行的无冲突排程，再守住</w:t>
-            </w:r>
-            <w:proofErr w:type="gramStart"/>
-            <w:r>
-              <w:rPr>
-                <w:rFonts w:hint="eastAsia"/>
-                <w:sz w:val="24"/>
-              </w:rPr>
-              <w:t>调度器看到</w:t>
-            </w:r>
-            <w:proofErr w:type="gramEnd"/>
-            <w:r>
-              <w:rPr>
-                <w:rFonts w:hint="eastAsia"/>
-                <w:sz w:val="24"/>
-              </w:rPr>
-              <w:t>的状态，再甄别会撒谎的真实设备，最后在预约图上把级联损坏量出来并局部修好。针对柔性加工与走廊争用、调度层注入、被劫持设备的无残差伪造，以及任务图漏报下的预约级联，系统研究协同优化</w:t>
-            </w:r>
-            <w:proofErr w:type="gramStart"/>
-            <w:r>
-              <w:rPr>
-                <w:rFonts w:hint="eastAsia"/>
-                <w:sz w:val="24"/>
-              </w:rPr>
-              <w:t>与抗扰机制</w:t>
-            </w:r>
-            <w:proofErr w:type="gramEnd"/>
-            <w:r>
-              <w:rPr>
-                <w:rFonts w:hint="eastAsia"/>
-                <w:sz w:val="24"/>
-              </w:rPr>
-              <w:t>。</w:t>
+              <w:t>本课题聚焦工业互联网中考虑无冲突运输的柔性作业车间调度及其安全韧性研究。对象是同一车间、同一走廊预约表、同一条命令—状态回环：先做出可执行的无冲突排程，再守住调度器看到的状态，再甄别会撒谎的真实设备，最后在预约图上把级联损坏量出来并局部修好。针对柔性加工与走廊争用、面向调度状态的注入攻击、被劫持设备的无残差任务状态伪造，以及任务图漏报下的预约级联，系统研究无冲突运输调度方法与安全韧性机制。这里的安全韧性，是指调度系统在执行期面对信息攻击与物理扰动时，能够识别并拒绝伪造的执行状态、避免误触发重调度，并在真实扰动发生后有界地恢复无冲突可行排程。</w:t>
             </w:r>
           </w:p>
           <w:p>
@@ -475,7 +391,7 @@
                 <w:rFonts w:hint="eastAsia"/>
                 <w:sz w:val="24"/>
               </w:rPr>
-              <w:t>研究背景与问题的提出：工业互联网车间中，异构可选机械臂与自动导引车（</w:t>
+              <w:t xml:space="preserve">研究背景与问题的提出：工业互联网车间中，异构可选加工设备与自动导引车（</w:t>
             </w:r>
             <w:r>
               <w:rPr>
@@ -497,7 +413,7 @@
                 <w:rFonts w:hint="eastAsia"/>
                 <w:sz w:val="24"/>
               </w:rPr>
-              <w:t>通往快臂的</w:t>
+              <w:t xml:space="preserve">通往快速加工设备的走廊一旦拥堵，慢但更好走的设备可能更优</w:t>
             </w:r>
             <w:proofErr w:type="gramEnd"/>
             <w:r>
@@ -505,7 +421,6 @@
                 <w:rFonts w:hint="eastAsia"/>
                 <w:sz w:val="24"/>
               </w:rPr>
-              <w:t>走廊一旦拥堵，慢但更好走的</w:t>
             </w:r>
             <w:proofErr w:type="gramStart"/>
             <w:r>
@@ -513,7 +428,6 @@
                 <w:rFonts w:hint="eastAsia"/>
                 <w:sz w:val="24"/>
               </w:rPr>
-              <w:t>臂可能</w:t>
             </w:r>
             <w:proofErr w:type="gramEnd"/>
             <w:r>
@@ -521,7 +435,7 @@
                 <w:rFonts w:hint="eastAsia"/>
                 <w:sz w:val="24"/>
               </w:rPr>
-              <w:t>更优。开环或“先排产后消冲突”的一体化调度，报出的完工时间在真实走廊上往往不可行。与此同时，攻击者不必劫持设备，只需在上行链路上重放或注入状态，就能让</w:t>
+              <w:t xml:space="preserve">。开环或“先排产后消冲突”的一体化调度，报出的完工时间在真实走廊上往往不可行。与此同时，攻击者不必劫持设备，只需在上行链路上重放或注入状态，就能让</w:t>
             </w:r>
             <w:proofErr w:type="gramStart"/>
             <w:r>
@@ -537,7 +451,7 @@
                 <w:rFonts w:hint="eastAsia"/>
                 <w:sz w:val="24"/>
               </w:rPr>
-              <w:t>视图提前派工；被劫持设备还可以位置报得对、只谎称“做完”，或故意不报装死。走廊阻断一类扰动并不改工序指派，任务图影响域为空，框架会误判“无需重调度”，而预约表上已有大片占用失效。因此，需要把无冲突排程、调度输入守护、节点可信与局部恢复放在同一条运行链上研究。</w:t>
+              <w:t>视图提前派工；被劫持设备还可以位置报得对、只谎称“做完”，或故意不报装死。走廊阻断一类扰动并不改工序指派，任务图影响域为空，框架会误判“无需重调度”，而预约表上已有大片占用失效。因此，需要把无冲突排程、注入攻击检测、被劫持设备甄别与局部恢复放在同一条运行链上研究：伪造的状态只丢弃、不重调度，真实的损坏才进入局部修复。</w:t>
             </w:r>
           </w:p>
           <w:p>
@@ -554,7 +468,21 @@
                 <w:rFonts w:hint="eastAsia"/>
                 <w:sz w:val="24"/>
               </w:rPr>
-              <w:t>核心研究对象与系统建模：课题以异构柔性作业车间为对象，运输在显式走廊网络上以时间窗预约通行。</w:t>
+              <w:t xml:space="preserve">核心研究对象与系统建模：课题以考虑无冲突运输的柔性作业车间为对象：工序可在多台效率互异的加工设备上加工，运输由多台</w:t>
+            </w:r>
+            <w:r>
+              <w:rPr>
+                <w:rFonts w:hint="eastAsia"/>
+                <w:sz w:val="24"/>
+              </w:rPr>
+              <w:t xml:space="preserve"> AGV </w:t>
+            </w:r>
+            <w:r>
+              <w:rPr>
+                <w:rFonts w:hint="eastAsia"/>
+                <w:sz w:val="24"/>
+              </w:rPr>
+              <w:t>在显式走廊网络上以时间窗预约无冲突通行。</w:t>
             </w:r>
             <w:proofErr w:type="gramStart"/>
             <w:r>
@@ -804,39 +732,7 @@
                 <w:rFonts w:hint="eastAsia"/>
                 <w:sz w:val="24"/>
               </w:rPr>
-              <w:t>累积同向小幅抢跑。其二，设备被劫持后位置等物理量仍真，只伪造“任务已完成”，或故意不报心跳。方法不以残差或拜占庭共识赛马：命令打开互证窗口，完成类声明须</w:t>
-            </w:r>
-            <w:proofErr w:type="gramStart"/>
-            <w:r>
-              <w:rPr>
-                <w:rFonts w:hint="eastAsia"/>
-                <w:sz w:val="24"/>
-              </w:rPr>
-              <w:t>由任务图对手</w:t>
-            </w:r>
-            <w:proofErr w:type="gramEnd"/>
-            <w:r>
-              <w:rPr>
-                <w:rFonts w:hint="eastAsia"/>
-                <w:sz w:val="24"/>
-              </w:rPr>
-              <w:t>方确认或否证；心跳须按序</w:t>
-            </w:r>
-            <w:proofErr w:type="gramStart"/>
-            <w:r>
-              <w:rPr>
-                <w:rFonts w:hint="eastAsia"/>
-                <w:sz w:val="24"/>
-              </w:rPr>
-              <w:t>交哈希链</w:t>
-            </w:r>
-            <w:proofErr w:type="gramEnd"/>
-            <w:r>
-              <w:rPr>
-                <w:rFonts w:hint="eastAsia"/>
-                <w:sz w:val="24"/>
-              </w:rPr>
-              <w:t>原像，连续缺报即可问责。两路合用后，谎称做完与装死都走不通。</w:t>
+              <w:t>累积同向小幅抢跑。其二，设备被劫持后位置等物理量仍真，只伪造“任务已完成”，或故意不报心跳。方法不以残差或拜占庭共识赛马，而以耦合互证为核心：命令打开互证窗口，完成类声明须由任务图对手方确认或否证；并以可问责沉默为补充：心跳须按序交哈希链原像，连续缺报即可问责。两路合用后，谎称做完与装死都走不通。</w:t>
             </w:r>
           </w:p>
           <w:p>
@@ -853,7 +749,15 @@
                 <w:rFonts w:hint="eastAsia"/>
                 <w:sz w:val="24"/>
               </w:rPr>
-              <w:t>预期贡献：提出一套面向异构柔性作业车间的无冲突协同调度</w:t>
+              <w:t>预期贡献：提出一套工业互联网中考虑无冲突运输的柔性作业车间调度及安全韧性框架：基于预约表感知的无冲突运输柔性作业车间调度、基于时序半马尔可夫与参考模型可行</w:t>
+            </w:r>
+            <w:r>
+              <w:rPr>
+                <w:rFonts w:hint="eastAsia"/>
+                <w:sz w:val="24"/>
+              </w:rPr>
+              <w:lastRenderedPageBreak/>
+              <w:t>性约束的注入攻击检测方法、基于耦合互证的被劫持设备任务状态伪造检测，以及基于时空预约影响闭包的局部重调度方法。四段工作共享同一预约表与同一条命令</w:t>
             </w:r>
             <w:proofErr w:type="gramStart"/>
             <w:r>
@@ -861,7 +765,7 @@
                 <w:rFonts w:hint="eastAsia"/>
                 <w:sz w:val="24"/>
               </w:rPr>
-              <w:t>与抗扰框架</w:t>
+              <w:t>—状态</w:t>
             </w:r>
             <w:proofErr w:type="gramEnd"/>
             <w:r>
@@ -869,7 +773,7 @@
                 <w:rFonts w:hint="eastAsia"/>
                 <w:sz w:val="24"/>
               </w:rPr>
-              <w:t>：预约表感知的闭环一体化调度、调度层注入的轻量检测、被劫持设备完成声明的耦合互证与可问</w:t>
+              <w:t>回环，按“先鉴伪、再修复”的顺序衔接，为工业互联网车间的可</w:t>
             </w:r>
             <w:proofErr w:type="gramStart"/>
             <w:r>
@@ -877,7 +781,7 @@
                 <w:rFonts w:hint="eastAsia"/>
                 <w:sz w:val="24"/>
               </w:rPr>
-              <w:t>责</w:t>
+              <w:t>执行排程与</w:t>
             </w:r>
             <w:proofErr w:type="gramEnd"/>
             <w:r>
@@ -885,53 +789,7 @@
                 <w:rFonts w:hint="eastAsia"/>
                 <w:sz w:val="24"/>
               </w:rPr>
-              <w:t>沉默，以及预约级联损坏下的</w:t>
-            </w:r>
-            <w:r>
-              <w:rPr>
-                <w:rFonts w:hint="eastAsia"/>
-                <w:sz w:val="24"/>
-              </w:rPr>
-              <w:t xml:space="preserve"> STRC </w:t>
-            </w:r>
-            <w:r>
-              <w:rPr>
-                <w:rFonts w:hint="eastAsia"/>
-                <w:sz w:val="24"/>
-              </w:rPr>
-              <w:t>局部重调度。四段工作共享同一预约表与同一条命令</w:t>
-            </w:r>
-            <w:proofErr w:type="gramStart"/>
-            <w:r>
-              <w:rPr>
-                <w:rFonts w:hint="eastAsia"/>
-                <w:sz w:val="24"/>
-              </w:rPr>
-              <w:t>—状态</w:t>
-            </w:r>
-            <w:proofErr w:type="gramEnd"/>
-            <w:r>
-              <w:rPr>
-                <w:rFonts w:hint="eastAsia"/>
-                <w:sz w:val="24"/>
-              </w:rPr>
-              <w:t>回环，为工业互联网车间的可</w:t>
-            </w:r>
-            <w:proofErr w:type="gramStart"/>
-            <w:r>
-              <w:rPr>
-                <w:rFonts w:hint="eastAsia"/>
-                <w:sz w:val="24"/>
-              </w:rPr>
-              <w:t>执行排程与</w:t>
-            </w:r>
-            <w:proofErr w:type="gramEnd"/>
-            <w:r>
-              <w:rPr>
-                <w:rFonts w:hint="eastAsia"/>
-                <w:sz w:val="24"/>
-              </w:rPr>
-              <w:t>可信运行提供理论支撑与工程参考。</w:t>
+              <w:t>安全韧性运行提供理论支撑与工程参考。</w:t>
             </w:r>
           </w:p>
         </w:tc>
@@ -1497,7 +1355,7 @@
               <w:rPr>
                 <w:rFonts w:hint="eastAsia"/>
               </w:rPr>
-              <w:t>异构柔性作业车间无冲突一体化调度</w:t>
+              <w:t>考虑无冲突运输的柔性作业车间调度</w:t>
             </w:r>
           </w:p>
           <w:p>
@@ -1523,7 +1381,7 @@
               <w:rPr>
                 <w:rFonts w:hint="eastAsia"/>
               </w:rPr>
-              <w:t>调度层注入攻击检测</w:t>
+              <w:t>面向调度状态的注入攻击检测</w:t>
             </w:r>
           </w:p>
           <w:p>
@@ -1549,21 +1407,7 @@
               <w:rPr>
                 <w:rFonts w:hint="eastAsia"/>
               </w:rPr>
-              <w:t>任务状态伪造的耦合互证与可问</w:t>
-            </w:r>
-            <w:proofErr w:type="gramStart"/>
-            <w:r>
-              <w:rPr>
-                <w:rFonts w:hint="eastAsia"/>
-              </w:rPr>
-              <w:t>责</w:t>
-            </w:r>
-            <w:proofErr w:type="gramEnd"/>
-            <w:r>
-              <w:rPr>
-                <w:rFonts w:hint="eastAsia"/>
-              </w:rPr>
-              <w:t>沉默</w:t>
+              <w:t>被劫持设备任务状态伪造的耦合互证检测</w:t>
             </w:r>
           </w:p>
           <w:p>
@@ -1636,7 +1480,7 @@
               <w:rPr>
                 <w:rFonts w:hint="eastAsia"/>
               </w:rPr>
-              <w:t>预约表感知的无冲突一体化调度</w:t>
+              <w:t>基于预约表感知的无冲突运输柔性作业车间调度</w:t>
             </w:r>
           </w:p>
           <w:p>
@@ -1649,7 +1493,7 @@
           </w:p>
           <w:p>
             <w:r>
-              <w:t>("flexible job shop" OR FJSP OR "conflict-free" OR "reservation table" OR "corridor contention") AND (AGV OR "automated guided vehicle*") AND (scheduling OR routing)</w:t>
+              <w:t>("flexible job shop" OR FJSP OR "conflict-free transportation" OR "conflict-free" OR "reservation table" OR "corridor contention") AND (AGV OR "automated guided vehicle*") AND (scheduling OR routing)</w:t>
             </w:r>
           </w:p>
           <w:p>
@@ -1672,6 +1516,18 @@
                 <w:rFonts w:hint="eastAsia"/>
               </w:rPr>
               <w:t>柔性作业车间</w:t>
+            </w:r>
+            <w:r>
+              <w:rPr>
+                <w:rFonts w:hint="eastAsia"/>
+              </w:rPr>
+              <w:t>" OR "</w:t>
+            </w:r>
+            <w:r>
+              <w:rPr>
+                <w:rFonts w:hint="eastAsia"/>
+              </w:rPr>
+              <w:t>无冲突运输</w:t>
             </w:r>
             <w:r>
               <w:rPr>
@@ -1794,7 +1650,7 @@
               <w:rPr>
                 <w:rFonts w:hint="eastAsia"/>
               </w:rPr>
-              <w:t>调度层注入攻击检测</w:t>
+              <w:t>面向调度状态的注入攻击检测</w:t>
             </w:r>
           </w:p>
           <w:p>
@@ -1988,21 +1844,7 @@
               <w:rPr>
                 <w:rFonts w:hint="eastAsia"/>
               </w:rPr>
-              <w:t>耦合互证与可问</w:t>
-            </w:r>
-            <w:proofErr w:type="gramStart"/>
-            <w:r>
-              <w:rPr>
-                <w:rFonts w:hint="eastAsia"/>
-              </w:rPr>
-              <w:t>责</w:t>
-            </w:r>
-            <w:proofErr w:type="gramEnd"/>
-            <w:r>
-              <w:rPr>
-                <w:rFonts w:hint="eastAsia"/>
-              </w:rPr>
-              <w:t>沉默</w:t>
+              <w:t>耦合互证与被劫持设备任务状态伪造检测</w:t>
             </w:r>
           </w:p>
           <w:p>
@@ -2023,6 +1865,7 @@
               <w:rPr>
                 <w:rFonts w:hint="eastAsia"/>
               </w:rPr>
+              <w:lastRenderedPageBreak/>
               <w:t>检索组合（中文）</w:t>
             </w:r>
           </w:p>
@@ -2218,7 +2061,6 @@
               <w:rPr>
                 <w:rFonts w:hint="eastAsia"/>
               </w:rPr>
-              <w:lastRenderedPageBreak/>
               <w:t>检索组合（英文）</w:t>
             </w:r>
           </w:p>
@@ -2359,7 +2201,7 @@
               <w:rPr>
                 <w:rFonts w:hint="eastAsia"/>
               </w:rPr>
-              <w:t>安全性与无冲突调度交叉</w:t>
+              <w:t>安全韧性与无冲突调度交叉</w:t>
             </w:r>
             <w:r>
               <w:rPr>
@@ -2376,7 +2218,7 @@
           </w:p>
           <w:p>
             <w:r>
-              <w:t>("secure scheduling" OR "resilient scheduling" OR "conflict-free") AND ("job shop" OR AGV) AND ("injection attack" OR corroboration OR rescheduling)</w:t>
+              <w:t>("secure scheduling" OR "resilient scheduling" OR "security resilience" OR "cyber resilience" OR "conflict-free") AND ("job shop" OR AGV) AND ("injection attack" OR corroboration OR rescheduling)</w:t>
             </w:r>
           </w:p>
           <w:p>
@@ -2384,7 +2226,7 @@
               <w:rPr>
                 <w:rFonts w:hint="eastAsia"/>
               </w:rPr>
-              <w:t>安全性与无冲突调度交叉</w:t>
+              <w:t>安全韧性与无冲突调度交叉</w:t>
             </w:r>
             <w:r>
               <w:rPr>
@@ -2411,6 +2253,30 @@
                 <w:rFonts w:hint="eastAsia"/>
               </w:rPr>
               <w:t>安全调度</w:t>
+            </w:r>
+            <w:r>
+              <w:rPr>
+                <w:rFonts w:hint="eastAsia"/>
+              </w:rPr>
+              <w:t>" OR "</w:t>
+            </w:r>
+            <w:r>
+              <w:rPr>
+                <w:rFonts w:hint="eastAsia"/>
+              </w:rPr>
+              <w:t>安全韧性</w:t>
+            </w:r>
+            <w:r>
+              <w:rPr>
+                <w:rFonts w:hint="eastAsia"/>
+              </w:rPr>
+              <w:t>" OR "</w:t>
+            </w:r>
+            <w:r>
+              <w:rPr>
+                <w:rFonts w:hint="eastAsia"/>
+              </w:rPr>
+              <w:t>韧性调度</w:t>
             </w:r>
             <w:r>
               <w:rPr>
@@ -3233,7 +3099,7 @@
               <w:rPr>
                 <w:szCs w:val="21"/>
               </w:rPr>
-              <w:t>工业互联网环境下异构柔性作业车间无冲突调度的协同优化及抗扰性研究</w:t>
+              <w:t>工业互联网中考虑无冲突运输的柔性作业车间调度及安全韧性研究</w:t>
             </w:r>
             <w:r>
               <w:rPr>
@@ -3315,7 +3181,7 @@
                 <w:bCs/>
                 <w:szCs w:val="21"/>
               </w:rPr>
-              <w:t>：预约表感知的异构柔性作业车间无冲突一体化调度</w:t>
+              <w:t>：基于预约表感知的无冲突运输柔性作业车间调度</w:t>
             </w:r>
           </w:p>
           <w:p>
@@ -3328,7 +3194,7 @@
               <w:rPr>
                 <w:szCs w:val="21"/>
               </w:rPr>
-              <w:t>本课题在显式走廊网络与异构可选机械臂设定下，提出预约表感知的闭环双层调度：上层搜索机器指派与工序排序，下层以时间窗预约生成无冲突路径；评价通路把真实路由后的完工时间作为适应度，决策通路按预约表试算选车。比较在同一无冲突执行器、同一校验器与同一挂钟预算下进行，不主张可证全局最优。</w:t>
+              <w:t xml:space="preserve">本课题在显式走廊网络与异构可选加工设备设定下，提出预约表感知的闭环双层调度：上层搜索机器指派与工序排序，下层以时间窗预约生成无冲突路径；评价通路把真实路由后的完工时间作为适应度，决策通路按预约表试算选车。比较在同一无冲突执行器、同一校验器与同一挂钟预算下进行，不主张可证全局最优。</w:t>
             </w:r>
           </w:p>
           <w:p>
@@ -3750,7 +3616,7 @@
               <w:rPr>
                 <w:szCs w:val="21"/>
               </w:rPr>
-              <w:t>可实现完工时间的一体化调度框架，在国内外公开文献中未见相同报道，具有新颖性。</w:t>
+              <w:t>可实现完工时间的无冲突运输调度框架，在国内外公开文献中未见相同报道，具有新颖性。</w:t>
             </w:r>
           </w:p>
           <w:p>
@@ -3767,7 +3633,7 @@
                 <w:bCs/>
                 <w:szCs w:val="21"/>
               </w:rPr>
-              <w:t>查新点二：基于时序半马尔可夫与参考模型可行性约束的调度层注入攻击检测</w:t>
+              <w:t>查新点二：基于时序半马尔可夫与参考模型可行性约束的注入攻击检测方法</w:t>
             </w:r>
           </w:p>
           <w:p>
@@ -4395,25 +4261,7 @@
                 <w:bCs/>
                 <w:szCs w:val="21"/>
               </w:rPr>
-              <w:t>查新点三：基于耦合互证与可问</w:t>
-            </w:r>
-            <w:proofErr w:type="gramStart"/>
-            <w:r>
-              <w:rPr>
-                <w:b/>
-                <w:bCs/>
-                <w:szCs w:val="21"/>
-              </w:rPr>
-              <w:t>责</w:t>
-            </w:r>
-            <w:proofErr w:type="gramEnd"/>
-            <w:r>
-              <w:rPr>
-                <w:b/>
-                <w:bCs/>
-                <w:szCs w:val="21"/>
-              </w:rPr>
-              <w:t>沉默的被劫持设备任务状态伪造检测</w:t>
+              <w:t>查新点三：基于耦合互证的被劫持设备任务状态伪造检测</w:t>
             </w:r>
           </w:p>
           <w:p>
@@ -4450,7 +4298,7 @@
               <w:rPr>
                 <w:szCs w:val="21"/>
               </w:rPr>
-              <w:t>以及故意不报心跳，提出两条互补通道，而不是再赛一场标准拜占庭共识。耦合互证：调度命令</w:t>
+              <w:t>以及故意不报心跳，提出以耦合互证为核心、以可问责沉默为补充的两条互补通道，而不是再赛一场标准拜占庭共识。耦合互证：调度命令</w:t>
             </w:r>
             <w:proofErr w:type="gramStart"/>
             <w:r>
@@ -5347,7 +5195,7 @@
               <w:rPr>
                 <w:szCs w:val="21"/>
               </w:rPr>
-              <w:t>工业互联网环境下异构柔性作业车间无冲突调度的协同优化及抗扰性研究</w:t>
+              <w:t>工业互联网中考虑无冲突运输的柔性作业车间调度及安全韧性研究</w:t>
             </w:r>
             <w:r>
               <w:rPr>
@@ -5371,7 +5219,7 @@
               <w:rPr>
                 <w:szCs w:val="21"/>
               </w:rPr>
-              <w:t>）预约表感知的异构柔性作业车间无冲突一体化调度、（</w:t>
+              <w:t>）基于预约表感知的无冲突运输柔性作业车间调度、（</w:t>
             </w:r>
             <w:r>
               <w:rPr>
@@ -5383,7 +5231,7 @@
               <w:rPr>
                 <w:szCs w:val="21"/>
               </w:rPr>
-              <w:t>）时序半马尔可夫与参考模型可行性约束的调度层注入检测、（</w:t>
+              <w:t>）基于时序半马尔可夫与参考模型可行性约束的注入攻击检测方法、（</w:t>
             </w:r>
             <w:r>
               <w:rPr>
@@ -5395,21 +5243,7 @@
               <w:rPr>
                 <w:szCs w:val="21"/>
               </w:rPr>
-              <w:t>）耦合互证与可问</w:t>
-            </w:r>
-            <w:proofErr w:type="gramStart"/>
-            <w:r>
-              <w:rPr>
-                <w:szCs w:val="21"/>
-              </w:rPr>
-              <w:t>责</w:t>
-            </w:r>
-            <w:proofErr w:type="gramEnd"/>
-            <w:r>
-              <w:rPr>
-                <w:szCs w:val="21"/>
-              </w:rPr>
-              <w:t>沉默的被劫持设备任务状态伪造检测、（</w:t>
+              <w:t>）基于耦合互证的被劫持设备任务状态伪造检测、（</w:t>
             </w:r>
             <w:r>
               <w:rPr>
@@ -5421,11 +5255,12 @@
               <w:rPr>
                 <w:szCs w:val="21"/>
               </w:rPr>
-              <w:t>）时空预约影响闭包的局部重调度，</w:t>
+              <w:t>）基于时空预约影响闭包的局部重调度方法，</w:t>
             </w:r>
             <w:r>
               <w:rPr>
                 <w:b/>
+                <w:bCs/>
                 <w:szCs w:val="21"/>
               </w:rPr>
               <w:t>具有新颖性，在国内外公开文献中未见完全相同的研究报道。</w:t>
@@ -5441,9 +5276,8 @@
               <w:rPr>
                 <w:szCs w:val="21"/>
               </w:rPr>
-              <w:t>本课题将无冲突一体化调度、调度输入守护、被劫持节点甄别与预约级联局部恢复放在同一条命令</w:t>
-            </w:r>
-            <w:proofErr w:type="gramStart"/>
+              <w:t>本课题将无冲突运输调度、注入攻击检测、被劫持设备甄别与预约级联局部恢复放在同一条命令</w:t>
+            </w:r>
             <w:r>
               <w:rPr>
                 <w:szCs w:val="21"/>
@@ -5454,14 +5288,31 @@
               <w:rPr>
                 <w:szCs w:val="21"/>
               </w:rPr>
-              <w:t>状态</w:t>
-            </w:r>
-            <w:proofErr w:type="gramEnd"/>
-            <w:r>
-              <w:rPr>
-                <w:szCs w:val="21"/>
-              </w:rPr>
-              <w:t>回环上，系统处理柔性争用、注入、无残差伪造与走廊级联四类问题。</w:t>
+              <w:t>状态回环上，以</w:t>
+            </w:r>
+            <w:r>
+              <w:rPr>
+                <w:szCs w:val="21"/>
+              </w:rPr>
+              <w:t>“</w:t>
+            </w:r>
+            <w:r>
+              <w:rPr>
+                <w:szCs w:val="21"/>
+              </w:rPr>
+              <w:t>先鉴伪、再修复</w:t>
+            </w:r>
+            <w:r>
+              <w:rPr>
+                <w:szCs w:val="21"/>
+              </w:rPr>
+              <w:t>”</w:t>
+            </w:r>
+            <w:r>
+              <w:rPr>
+                <w:szCs w:val="21"/>
+              </w:rPr>
+              <w:t>的方式组织调度系统的安全韧性，系统处理柔性争用、注入、无残差伪造与走廊级联四类问题。</w:t>
             </w:r>
             <w:r>
               <w:rPr>
@@ -5474,21 +5325,7 @@
               <w:rPr>
                 <w:szCs w:val="21"/>
               </w:rPr>
-              <w:t>，可为工业互联网异构柔性作业车间的可执行</w:t>
-            </w:r>
-            <w:proofErr w:type="gramStart"/>
-            <w:r>
-              <w:rPr>
-                <w:szCs w:val="21"/>
-              </w:rPr>
-              <w:t>排程与抗扰运行</w:t>
-            </w:r>
-            <w:proofErr w:type="gramEnd"/>
-            <w:r>
-              <w:rPr>
-                <w:szCs w:val="21"/>
-              </w:rPr>
-              <w:t>提供理论支撑与工程参考。</w:t>
+              <w:t>，可为工业互联网中考虑无冲突运输的柔性作业车间的可执行排程与安全韧性运行提供理论支撑与工程参考。</w:t>
             </w:r>
           </w:p>
           <w:p>
@@ -5624,7 +5461,7 @@
                 <w:bCs/>
                 <w:sz w:val="24"/>
               </w:rPr>
-              <w:t>9</w:t>
+              <w:t>10</w:t>
             </w:r>
             <w:r>
               <w:rPr>
@@ -5650,10 +5487,16 @@
                 <w:bCs/>
                 <w:sz w:val="24"/>
               </w:rPr>
-              <w:t>11</w:t>
-            </w:r>
-            <w:bookmarkStart w:id="2" w:name="_GoBack"/>
-            <w:bookmarkEnd w:id="2"/>
+              <w:t>1</w:t>
+            </w:r>
+            <w:r>
+              <w:rPr>
+                <w:b/>
+                <w:bCs/>
+                <w:sz w:val="24"/>
+              </w:rPr>
+              <w:t>4</w:t>
+            </w:r>
             <w:r>
               <w:rPr>
                 <w:rFonts w:hint="eastAsia"/>
@@ -5779,7 +5622,10 @@
               <w:t>人）：</w:t>
             </w:r>
           </w:p>
-          <w:p/>
+          <w:p>
+            <w:bookmarkStart w:id="2" w:name="_GoBack"/>
+            <w:bookmarkEnd w:id="2"/>
+          </w:p>
           <w:p>
             <w:pPr>
               <w:jc w:val="center"/>
